--- a/document/test.docx
+++ b/document/test.docx
@@ -130,7 +130,72 @@
         </w:sdtContent>
       </w:sdt>
     </w:p>
-    <w:p/>
+    <w:sdt>
+      <w:sdtPr>
+        <w:alias w:val="image_test"/>
+        <w:tag w:val="image_test"/>
+        <w:id w:val="1842120793"/>
+        <w:showingPlcHdr/>
+        <w:picture/>
+      </w:sdtPr>
+      <w:sdtContent>
+        <w:p>
+          <w:r>
+            <w:rPr>
+              <w:noProof/>
+            </w:rPr>
+            <w:drawing>
+              <wp:inline distT="0" distB="0" distL="0" distR="0" wp14:anchorId="07E9F828" wp14:editId="36F91B93">
+                <wp:extent cx="1905000" cy="1905000"/>
+                <wp:effectExtent l="0" t="0" r="0" b="0"/>
+                <wp:docPr id="1" name="그림 1"/>
+                <wp:cNvGraphicFramePr>
+                  <a:graphicFrameLocks xmlns:a="http://schemas.openxmlformats.org/drawingml/2006/main" noChangeAspect="1"/>
+                </wp:cNvGraphicFramePr>
+                <a:graphic xmlns:a="http://schemas.openxmlformats.org/drawingml/2006/main">
+                  <a:graphicData uri="http://schemas.openxmlformats.org/drawingml/2006/picture">
+                    <pic:pic xmlns:pic="http://schemas.openxmlformats.org/drawingml/2006/picture">
+                      <pic:nvPicPr>
+                        <pic:cNvPr id="0" name="Picture 1"/>
+                        <pic:cNvPicPr>
+                          <a:picLocks noChangeAspect="1" noChangeArrowheads="1"/>
+                        </pic:cNvPicPr>
+                      </pic:nvPicPr>
+                      <pic:blipFill>
+                        <a:blip r:embed="rId4">
+                          <a:extLst>
+                            <a:ext uri="{28A0092B-C50C-407E-A947-70E740481C1C}">
+                              <a14:useLocalDpi xmlns:a14="http://schemas.microsoft.com/office/drawing/2010/main" val="0"/>
+                            </a:ext>
+                          </a:extLst>
+                        </a:blip>
+                        <a:srcRect/>
+                        <a:stretch>
+                          <a:fillRect/>
+                        </a:stretch>
+                      </pic:blipFill>
+                      <pic:spPr bwMode="auto">
+                        <a:xfrm>
+                          <a:off x="0" y="0"/>
+                          <a:ext cx="1905000" cy="1905000"/>
+                        </a:xfrm>
+                        <a:prstGeom prst="rect">
+                          <a:avLst/>
+                        </a:prstGeom>
+                        <a:noFill/>
+                        <a:ln>
+                          <a:noFill/>
+                        </a:ln>
+                      </pic:spPr>
+                    </pic:pic>
+                  </a:graphicData>
+                </a:graphic>
+              </wp:inline>
+            </w:drawing>
+          </w:r>
+        </w:p>
+      </w:sdtContent>
+    </w:sdt>
     <w:sectPr>
       <w:pgSz w:w="11906" w:h="16838"/>
       <w:pgMar w:top="1701" w:right="1440" w:bottom="1440" w:left="1440" w:header="851" w:footer="992" w:gutter="0"/>
@@ -1151,8 +1216,10 @@
     <w:rsidRoot w:val="00B06EFF"/>
     <w:rsid w:val="00161337"/>
     <w:rsid w:val="00333B24"/>
+    <w:rsid w:val="00341FEF"/>
     <w:rsid w:val="00381F55"/>
     <w:rsid w:val="00515080"/>
+    <w:rsid w:val="00A0656F"/>
     <w:rsid w:val="00B06EFF"/>
     <w:rsid w:val="00D75E62"/>
   </w:rsids>
